--- a/docs/03_Backlog/ChatbotBuilder_Product_Backlog_Document.docx
+++ b/docs/03_Backlog/ChatbotBuilder_Product_Backlog_Document.docx
@@ -519,8 +519,13 @@
               <w:spacing w:after="160" w:line="278" w:lineRule="auto"/>
               <w:cnfStyle w:val="000000000000" w:firstRow="0" w:lastRow="0" w:firstColumn="0" w:lastColumn="0" w:oddVBand="0" w:evenVBand="0" w:oddHBand="0" w:evenHBand="0" w:firstRowFirstColumn="0" w:firstRowLastColumn="0" w:lastRowFirstColumn="0" w:lastRowLastColumn="0"/>
             </w:pPr>
-            <w:r>
-              <w:t>User can view dashboard</w:t>
+            <w:proofErr w:type="gramStart"/>
+            <w:r>
+              <w:t>User</w:t>
+            </w:r>
+            <w:proofErr w:type="gramEnd"/>
+            <w:r>
+              <w:t xml:space="preserve"> can view dashboard</w:t>
             </w:r>
           </w:p>
         </w:tc>
@@ -904,8 +909,13 @@
               <w:spacing w:after="160" w:line="278" w:lineRule="auto"/>
               <w:cnfStyle w:val="000000000000" w:firstRow="0" w:lastRow="0" w:firstColumn="0" w:lastColumn="0" w:oddVBand="0" w:evenVBand="0" w:oddHBand="0" w:evenHBand="0" w:firstRowFirstColumn="0" w:firstRowLastColumn="0" w:lastRowFirstColumn="0" w:lastRowLastColumn="0"/>
             </w:pPr>
-            <w:r>
-              <w:t>User can customize chatbot personality</w:t>
+            <w:proofErr w:type="gramStart"/>
+            <w:r>
+              <w:t>User</w:t>
+            </w:r>
+            <w:proofErr w:type="gramEnd"/>
+            <w:r>
+              <w:t xml:space="preserve"> can customize chatbot personality</w:t>
             </w:r>
           </w:p>
         </w:tc>
@@ -981,8 +991,13 @@
               <w:spacing w:after="160" w:line="278" w:lineRule="auto"/>
               <w:cnfStyle w:val="000000000000" w:firstRow="0" w:lastRow="0" w:firstColumn="0" w:lastColumn="0" w:oddVBand="0" w:evenVBand="0" w:oddHBand="0" w:evenHBand="0" w:firstRowFirstColumn="0" w:firstRowLastColumn="0" w:lastRowFirstColumn="0" w:lastRowLastColumn="0"/>
             </w:pPr>
-            <w:r>
-              <w:t>User can adjust tone and response length</w:t>
+            <w:proofErr w:type="gramStart"/>
+            <w:r>
+              <w:t>User</w:t>
+            </w:r>
+            <w:proofErr w:type="gramEnd"/>
+            <w:r>
+              <w:t xml:space="preserve"> can adjust tone and response length</w:t>
             </w:r>
           </w:p>
         </w:tc>
@@ -1059,7 +1074,15 @@
               <w:cnfStyle w:val="000000000000" w:firstRow="0" w:lastRow="0" w:firstColumn="0" w:lastColumn="0" w:oddVBand="0" w:evenVBand="0" w:oddHBand="0" w:evenHBand="0" w:firstRowFirstColumn="0" w:firstRowLastColumn="0" w:lastRowFirstColumn="0" w:lastRowLastColumn="0"/>
             </w:pPr>
             <w:r>
-              <w:t>User can test chatbot responses</w:t>
+              <w:t xml:space="preserve">User can </w:t>
+            </w:r>
+            <w:proofErr w:type="gramStart"/>
+            <w:r>
+              <w:t>test</w:t>
+            </w:r>
+            <w:proofErr w:type="gramEnd"/>
+            <w:r>
+              <w:t xml:space="preserve"> chatbot responses</w:t>
             </w:r>
           </w:p>
         </w:tc>
@@ -2419,13 +2442,6 @@
         </w:tc>
       </w:tr>
     </w:tbl>
-    <w:p>
-      <w:pPr>
-        <w:pStyle w:val="Heading2"/>
-        <w:spacing w:after="0" w:line="276" w:lineRule="auto"/>
-        <w:jc w:val="both"/>
-      </w:pPr>
-    </w:p>
     <w:p>
       <w:pPr>
         <w:pStyle w:val="Heading2"/>
@@ -2451,7 +2467,15 @@
         <w:t>T</w:t>
       </w:r>
       <w:r>
-        <w:t>he backlog is prioritized based on:</w:t>
+        <w:t xml:space="preserve">he backlog </w:t>
+      </w:r>
+      <w:proofErr w:type="gramStart"/>
+      <w:r>
+        <w:t>is prioritized</w:t>
+      </w:r>
+      <w:proofErr w:type="gramEnd"/>
+      <w:r>
+        <w:t xml:space="preserve"> based on:</w:t>
       </w:r>
     </w:p>
     <w:p>
@@ -2471,7 +2495,15 @@
         <w:t>High Priority</w:t>
       </w:r>
       <w:r>
-        <w:t xml:space="preserve"> → Core system functionality required for chatbot creation and deployment </w:t>
+        <w:t xml:space="preserve"> → Core system functionality required for chatbot creation and </w:t>
+      </w:r>
+      <w:proofErr w:type="gramStart"/>
+      <w:r>
+        <w:t>deployment</w:t>
+      </w:r>
+      <w:proofErr w:type="gramEnd"/>
+      <w:r>
+        <w:t xml:space="preserve"> </w:t>
       </w:r>
     </w:p>
     <w:p>
@@ -2491,7 +2523,15 @@
         <w:t>Medium Priority</w:t>
       </w:r>
       <w:r>
-        <w:t xml:space="preserve"> → Enhancements that improve usability and analytics </w:t>
+        <w:t xml:space="preserve"> → Enhancements that improve usability and </w:t>
+      </w:r>
+      <w:proofErr w:type="gramStart"/>
+      <w:r>
+        <w:t>analytics</w:t>
+      </w:r>
+      <w:proofErr w:type="gramEnd"/>
+      <w:r>
+        <w:t xml:space="preserve"> </w:t>
       </w:r>
     </w:p>
     <w:p>
@@ -2532,7 +2572,15 @@
         <w:spacing w:after="0"/>
       </w:pPr>
       <w:r>
-        <w:t>Story points are assigned based on:</w:t>
+        <w:t xml:space="preserve">Story points </w:t>
+      </w:r>
+      <w:proofErr w:type="gramStart"/>
+      <w:r>
+        <w:t>are assigned</w:t>
+      </w:r>
+      <w:proofErr w:type="gramEnd"/>
+      <w:r>
+        <w:t xml:space="preserve"> based on:</w:t>
       </w:r>
     </w:p>
     <w:p>
@@ -2568,7 +2616,6 @@
         <w:spacing w:after="0"/>
       </w:pPr>
       <w:r>
-        <w:lastRenderedPageBreak/>
         <w:t xml:space="preserve">Integration difficulty </w:t>
       </w:r>
     </w:p>
@@ -2584,6 +2631,7 @@
         <w:jc w:val="both"/>
       </w:pPr>
       <w:r>
+        <w:lastRenderedPageBreak/>
         <w:t xml:space="preserve">1.4 </w:t>
       </w:r>
       <w:r>
@@ -2599,8 +2647,13 @@
         <w:spacing w:after="0"/>
       </w:pPr>
       <w:r>
-        <w:t>Done → Fully implemented and tested</w:t>
+        <w:t xml:space="preserve">Done → Fully implemented and </w:t>
       </w:r>
+      <w:proofErr w:type="gramStart"/>
+      <w:r>
+        <w:t>tested</w:t>
+      </w:r>
+      <w:proofErr w:type="gramEnd"/>
     </w:p>
     <w:p>
       <w:pPr>
@@ -2623,8 +2676,13 @@
         <w:spacing w:after="0"/>
       </w:pPr>
       <w:r>
-        <w:t>Pending → Planned for future releases</w:t>
+        <w:t xml:space="preserve">Pending → Planned for future </w:t>
       </w:r>
+      <w:proofErr w:type="gramStart"/>
+      <w:r>
+        <w:t>releases</w:t>
+      </w:r>
+      <w:proofErr w:type="gramEnd"/>
     </w:p>
     <w:sectPr>
       <w:footerReference w:type="default" r:id="rId7"/>
@@ -7800,15 +7858,6 @@
   </w:num>
   <w:num w:numId="35" w16cid:durableId="475489487">
     <w:abstractNumId w:val="16"/>
-    <w:lvlOverride w:ilvl="0"/>
-    <w:lvlOverride w:ilvl="1"/>
-    <w:lvlOverride w:ilvl="2"/>
-    <w:lvlOverride w:ilvl="3"/>
-    <w:lvlOverride w:ilvl="4"/>
-    <w:lvlOverride w:ilvl="5"/>
-    <w:lvlOverride w:ilvl="6"/>
-    <w:lvlOverride w:ilvl="7"/>
-    <w:lvlOverride w:ilvl="8"/>
   </w:num>
 </w:numbering>
 </file>
@@ -8414,6 +8463,7 @@
   <w:style w:type="character" w:default="1" w:styleId="DefaultParagraphFont">
     <w:name w:val="Default Paragraph Font"/>
     <w:uiPriority w:val="1"/>
+    <w:semiHidden/>
     <w:unhideWhenUsed/>
   </w:style>
   <w:style w:type="table" w:default="1" w:styleId="TableNormal">

--- a/docs/03_Backlog/ChatbotBuilder_Product_Backlog_Document.docx
+++ b/docs/03_Backlog/ChatbotBuilder_Product_Backlog_Document.docx
@@ -41,7 +41,7 @@
         <w:t xml:space="preserve"> </w:t>
       </w:r>
       <w:r>
-        <w:t>Team Byte Squad</w:t>
+        <w:t xml:space="preserve"> </w:t>
       </w:r>
     </w:p>
     <w:p>
@@ -56,65 +56,8 @@
       <w:r>
         <w:t xml:space="preserve">Ashmit Nirwan </w:t>
       </w:r>
-    </w:p>
-    <w:p>
-      <w:pPr>
-        <w:pStyle w:val="ListParagraph"/>
-        <w:numPr>
-          <w:ilvl w:val="0"/>
-          <w:numId w:val="31"/>
-        </w:numPr>
-        <w:spacing w:after="0" w:line="276" w:lineRule="auto"/>
-      </w:pPr>
-      <w:r>
-        <w:t xml:space="preserve">Jordan </w:t>
-      </w:r>
-      <w:r>
-        <w:rPr>
-          <w:rFonts w:ascii="Aptos" w:eastAsia="Aptos" w:hAnsi="Aptos" w:cs="Aptos"/>
-        </w:rPr>
-        <w:t>Spector</w:t>
-      </w:r>
-    </w:p>
-    <w:p>
-      <w:pPr>
-        <w:pStyle w:val="ListParagraph"/>
-        <w:numPr>
-          <w:ilvl w:val="0"/>
-          <w:numId w:val="31"/>
-        </w:numPr>
-        <w:spacing w:after="0" w:line="276" w:lineRule="auto"/>
-      </w:pPr>
-      <w:r>
-        <w:t xml:space="preserve">Gio </w:t>
-      </w:r>
-      <w:r>
-        <w:rPr>
-          <w:rFonts w:ascii="Aptos" w:eastAsia="Aptos" w:hAnsi="Aptos" w:cs="Aptos"/>
-        </w:rPr>
-        <w:t>Mendoza</w:t>
-      </w:r>
-    </w:p>
-    <w:p>
-      <w:pPr>
-        <w:pStyle w:val="ListParagraph"/>
-        <w:numPr>
-          <w:ilvl w:val="0"/>
-          <w:numId w:val="31"/>
-        </w:numPr>
-        <w:spacing w:after="0" w:line="276" w:lineRule="auto"/>
-      </w:pPr>
-      <w:r>
-        <w:t>Milton</w:t>
-      </w:r>
       <w:r>
         <w:t xml:space="preserve"> </w:t>
-      </w:r>
-      <w:r>
-        <w:rPr>
-          <w:rFonts w:ascii="Aptos" w:eastAsia="Aptos" w:hAnsi="Aptos" w:cs="Aptos"/>
-        </w:rPr>
-        <w:t>Mupfumira</w:t>
       </w:r>
     </w:p>
     <w:p>
@@ -519,13 +462,8 @@
               <w:spacing w:after="160" w:line="278" w:lineRule="auto"/>
               <w:cnfStyle w:val="000000000000" w:firstRow="0" w:lastRow="0" w:firstColumn="0" w:lastColumn="0" w:oddVBand="0" w:evenVBand="0" w:oddHBand="0" w:evenHBand="0" w:firstRowFirstColumn="0" w:firstRowLastColumn="0" w:lastRowFirstColumn="0" w:lastRowLastColumn="0"/>
             </w:pPr>
-            <w:proofErr w:type="gramStart"/>
-            <w:r>
-              <w:t>User</w:t>
-            </w:r>
-            <w:proofErr w:type="gramEnd"/>
-            <w:r>
-              <w:t xml:space="preserve"> can view dashboard</w:t>
+            <w:r>
+              <w:t>User can view dashboard</w:t>
             </w:r>
           </w:p>
         </w:tc>
@@ -909,13 +847,8 @@
               <w:spacing w:after="160" w:line="278" w:lineRule="auto"/>
               <w:cnfStyle w:val="000000000000" w:firstRow="0" w:lastRow="0" w:firstColumn="0" w:lastColumn="0" w:oddVBand="0" w:evenVBand="0" w:oddHBand="0" w:evenHBand="0" w:firstRowFirstColumn="0" w:firstRowLastColumn="0" w:lastRowFirstColumn="0" w:lastRowLastColumn="0"/>
             </w:pPr>
-            <w:proofErr w:type="gramStart"/>
-            <w:r>
-              <w:t>User</w:t>
-            </w:r>
-            <w:proofErr w:type="gramEnd"/>
-            <w:r>
-              <w:t xml:space="preserve"> can customize chatbot personality</w:t>
+            <w:r>
+              <w:t>User can customize chatbot personality</w:t>
             </w:r>
           </w:p>
         </w:tc>
@@ -991,13 +924,8 @@
               <w:spacing w:after="160" w:line="278" w:lineRule="auto"/>
               <w:cnfStyle w:val="000000000000" w:firstRow="0" w:lastRow="0" w:firstColumn="0" w:lastColumn="0" w:oddVBand="0" w:evenVBand="0" w:oddHBand="0" w:evenHBand="0" w:firstRowFirstColumn="0" w:firstRowLastColumn="0" w:lastRowFirstColumn="0" w:lastRowLastColumn="0"/>
             </w:pPr>
-            <w:proofErr w:type="gramStart"/>
-            <w:r>
-              <w:t>User</w:t>
-            </w:r>
-            <w:proofErr w:type="gramEnd"/>
-            <w:r>
-              <w:t xml:space="preserve"> can adjust tone and response length</w:t>
+            <w:r>
+              <w:t>User can adjust tone and response length</w:t>
             </w:r>
           </w:p>
         </w:tc>
@@ -1074,15 +1002,7 @@
               <w:cnfStyle w:val="000000000000" w:firstRow="0" w:lastRow="0" w:firstColumn="0" w:lastColumn="0" w:oddVBand="0" w:evenVBand="0" w:oddHBand="0" w:evenHBand="0" w:firstRowFirstColumn="0" w:firstRowLastColumn="0" w:lastRowFirstColumn="0" w:lastRowLastColumn="0"/>
             </w:pPr>
             <w:r>
-              <w:t xml:space="preserve">User can </w:t>
-            </w:r>
-            <w:proofErr w:type="gramStart"/>
-            <w:r>
-              <w:t>test</w:t>
-            </w:r>
-            <w:proofErr w:type="gramEnd"/>
-            <w:r>
-              <w:t xml:space="preserve"> chatbot responses</w:t>
+              <w:t>User can test chatbot responses</w:t>
             </w:r>
           </w:p>
         </w:tc>
@@ -1221,7 +1141,6 @@
               <w:spacing w:after="160" w:line="278" w:lineRule="auto"/>
             </w:pPr>
             <w:r>
-              <w:lastRenderedPageBreak/>
               <w:t>PB-13</w:t>
             </w:r>
           </w:p>
@@ -1376,6 +1295,7 @@
               <w:spacing w:after="160" w:line="278" w:lineRule="auto"/>
             </w:pPr>
             <w:r>
+              <w:lastRenderedPageBreak/>
               <w:t>PB-15</w:t>
             </w:r>
           </w:p>
@@ -2467,15 +2387,7 @@
         <w:t>T</w:t>
       </w:r>
       <w:r>
-        <w:t xml:space="preserve">he backlog </w:t>
-      </w:r>
-      <w:proofErr w:type="gramStart"/>
-      <w:r>
-        <w:t>is prioritized</w:t>
-      </w:r>
-      <w:proofErr w:type="gramEnd"/>
-      <w:r>
-        <w:t xml:space="preserve"> based on:</w:t>
+        <w:t>he backlog is prioritized based on:</w:t>
       </w:r>
     </w:p>
     <w:p>
@@ -2495,15 +2407,7 @@
         <w:t>High Priority</w:t>
       </w:r>
       <w:r>
-        <w:t xml:space="preserve"> → Core system functionality required for chatbot creation and </w:t>
-      </w:r>
-      <w:proofErr w:type="gramStart"/>
-      <w:r>
-        <w:t>deployment</w:t>
-      </w:r>
-      <w:proofErr w:type="gramEnd"/>
-      <w:r>
-        <w:t xml:space="preserve"> </w:t>
+        <w:t xml:space="preserve"> → Core system functionality required for chatbot creation and deployment </w:t>
       </w:r>
     </w:p>
     <w:p>
@@ -2523,15 +2427,7 @@
         <w:t>Medium Priority</w:t>
       </w:r>
       <w:r>
-        <w:t xml:space="preserve"> → Enhancements that improve usability and </w:t>
-      </w:r>
-      <w:proofErr w:type="gramStart"/>
-      <w:r>
-        <w:t>analytics</w:t>
-      </w:r>
-      <w:proofErr w:type="gramEnd"/>
-      <w:r>
-        <w:t xml:space="preserve"> </w:t>
+        <w:t xml:space="preserve"> → Enhancements that improve usability and analytics </w:t>
       </w:r>
     </w:p>
     <w:p>
@@ -2572,15 +2468,7 @@
         <w:spacing w:after="0"/>
       </w:pPr>
       <w:r>
-        <w:t xml:space="preserve">Story points </w:t>
-      </w:r>
-      <w:proofErr w:type="gramStart"/>
-      <w:r>
-        <w:t>are assigned</w:t>
-      </w:r>
-      <w:proofErr w:type="gramEnd"/>
-      <w:r>
-        <w:t xml:space="preserve"> based on:</w:t>
+        <w:t>Story points are assigned based on:</w:t>
       </w:r>
     </w:p>
     <w:p>
@@ -2631,7 +2519,6 @@
         <w:jc w:val="both"/>
       </w:pPr>
       <w:r>
-        <w:lastRenderedPageBreak/>
         <w:t xml:space="preserve">1.4 </w:t>
       </w:r>
       <w:r>
@@ -2647,13 +2534,8 @@
         <w:spacing w:after="0"/>
       </w:pPr>
       <w:r>
-        <w:t xml:space="preserve">Done → Fully implemented and </w:t>
+        <w:t>Done → Fully implemented and tested</w:t>
       </w:r>
-      <w:proofErr w:type="gramStart"/>
-      <w:r>
-        <w:t>tested</w:t>
-      </w:r>
-      <w:proofErr w:type="gramEnd"/>
     </w:p>
     <w:p>
       <w:pPr>
@@ -2664,6 +2546,7 @@
         <w:spacing w:after="0"/>
       </w:pPr>
       <w:r>
+        <w:lastRenderedPageBreak/>
         <w:t>In Progress → Currently under development</w:t>
       </w:r>
     </w:p>
@@ -2676,13 +2559,8 @@
         <w:spacing w:after="0"/>
       </w:pPr>
       <w:r>
-        <w:t xml:space="preserve">Pending → Planned for future </w:t>
+        <w:t>Pending → Planned for future releases</w:t>
       </w:r>
-      <w:proofErr w:type="gramStart"/>
-      <w:r>
-        <w:t>releases</w:t>
-      </w:r>
-      <w:proofErr w:type="gramEnd"/>
     </w:p>
     <w:sectPr>
       <w:footerReference w:type="default" r:id="rId7"/>
